--- a/knowledge commons/Aruvi_mapping_Eval_Framework_Social_Sciences.docx
+++ b/knowledge commons/Aruvi_mapping_Eval_Framework_Social_Sciences.docx
@@ -43,7 +43,7 @@
           <w:sz w:val="20"/>
           <w:szCs w:val="20"/>
         </w:rPr>
-        <w:t xml:space="preserve">Constitution Reference: competency_constitution_social_sciences  |  Version 1.1</w:t>
+        <w:t xml:space="preserve">Constitution Reference: competency_constitution_social_sciences  |  Version 1.2</w:t>
       </w:r>
     </w:p>
     <w:p>
@@ -76,7 +76,7 @@
           <w:sz w:val="24"/>
           <w:szCs w:val="24"/>
         </w:rPr>
-        <w:t xml:space="preserve">Section 1 — Inputs Required</w:t>
+        <w:t xml:space="preserve">Section 1 — Purpose and Inputs</w:t>
       </w:r>
     </w:p>
     <w:p>
@@ -89,7 +89,25 @@
           <w:sz w:val="20"/>
           <w:szCs w:val="20"/>
         </w:rPr>
-        <w:t xml:space="preserve">Confirm both are present before beginning evaluation:</w:t>
+        <w:t xml:space="preserve">This document governs justification audits of Aruvi chapter mapping JSON records. Its purpose is narrow: to verify that each competency assignment is supported by a justification that follows the constitutional process — naming the correct architectural container, stating a transformation the section demonstrably demands, and corresponding that transformation to the C-code. It does not re-execute the mapping.</w:t>
+      </w:r>
+    </w:p>
+    <w:p>
+      <w:r>
+        <w:t xml:space="preserve"/>
+      </w:r>
+    </w:p>
+    <w:p>
+      <w:pPr>
+        <w:spacing w:before="60" w:after="60"/>
+      </w:pPr>
+      <w:r>
+        <w:rPr>
+          <w:rFonts w:ascii="Arial" w:cs="Arial" w:eastAsia="Arial" w:hAnsi="Arial"/>
+          <w:sz w:val="20"/>
+          <w:szCs w:val="20"/>
+        </w:rPr>
+        <w:t xml:space="preserve">Confirm both inputs are present before beginning:</w:t>
       </w:r>
     </w:p>
     <w:p>
@@ -115,7 +133,7 @@
           <w:sz w:val="20"/>
           <w:szCs w:val="20"/>
         </w:rPr>
-        <w:t xml:space="preserve">2.  This document — contains all rules. No other document is needed.</w:t>
+        <w:t xml:space="preserve">2.  This document — contains all evaluation rules. No other document is needed.</w:t>
       </w:r>
     </w:p>
     <w:p>
@@ -128,7 +146,7 @@
           <w:sz w:val="20"/>
           <w:szCs w:val="20"/>
         </w:rPr>
-        <w:t xml:space="preserve">The chapter_summary in the JSON is the sole content reference for evaluation. The raw chapter text is not needed and should not be requested.</w:t>
+        <w:t xml:space="preserve">The chapter_summary in the JSON is the sole content reference. The CG document is consulted only to verify that a stated transformation corresponds to a C-code definition — never to scan the chapter for competency evidence independently.</w:t>
       </w:r>
     </w:p>
     <w:p>
@@ -1426,7 +1444,20 @@
           <w:sz w:val="20"/>
           <w:szCs w:val="20"/>
         </w:rPr>
-        <w:t xml:space="preserve">Apply Rules 1–7 to each entry in the primary array, and Rule 7 to each entry in the incidental array. One row per competency. All competencies are listed — clean and violated alike. RAG colour signals whether attention is needed.</w:t>
+        <w:t xml:space="preserve">This evaluation is a justification audit — not a re-execution of the mapping. The evaluator does not independently scan the chapter for competency evidence. The evaluator reads each justification against the chapter summary and asks three questions: (1) Does the justification name the correct architectural container? (2) Does it state a cognitive transformation the named section demonstrably demands — not one that a C-code-aware reader retrospectively connects to it? (3) Does that transformation correspond to what the C-code defines?</w:t>
+      </w:r>
+    </w:p>
+    <w:p>
+      <w:pPr>
+        <w:spacing w:before="60" w:after="60"/>
+      </w:pPr>
+      <w:r>
+        <w:rPr>
+          <w:rFonts w:ascii="Arial" w:cs="Arial" w:eastAsia="Arial" w:hAnsi="Arial"/>
+          <w:sz w:val="20"/>
+          <w:szCs w:val="20"/>
+        </w:rPr>
+        <w:t xml:space="preserve">CRITICAL: The evaluator MUST NOT open the CG document and scan the chapter summary for competency evidence. That is reverse deduction — importing C-code definitions into the chapter reading — and it is the same error the constitution prohibits the mapping system from making. The C-code is consulted only to verify that the transformation named in the justification corresponds to what the C-code defines. Nothing more.</w:t>
       </w:r>
     </w:p>
     <w:p>
@@ -1457,7 +1488,7 @@
           <w:sz w:val="20"/>
           <w:szCs w:val="20"/>
         </w:rPr>
-        <w:t xml:space="preserve">  Weight 3:  Rule 1 (candidacy) · Rule 2 (architectural container) · Rule 3 (surface match rejection) · Rule 4 (dissolution test)</w:t>
+        <w:t xml:space="preserve">  Weight 3:  R2 (architectural container) · R3 (surface match rejection) · R4 (dissolution test)</w:t>
       </w:r>
     </w:p>
     <w:p>
@@ -1470,7 +1501,7 @@
           <w:sz w:val="20"/>
           <w:szCs w:val="20"/>
         </w:rPr>
-        <w:t xml:space="preserve">  Weight 2:  Rule 1 · Rule 2 · Rule 3 · Rule 5 (dedicated section or deliberate multi-section thread)</w:t>
+        <w:t xml:space="preserve">  Weight 2:  R2 · R3 · R5 (dedicated named section)</w:t>
       </w:r>
     </w:p>
     <w:p>
@@ -1483,7 +1514,7 @@
           <w:sz w:val="20"/>
           <w:szCs w:val="20"/>
         </w:rPr>
-        <w:t xml:space="preserve">  Weight 1:  Rule 1 · Rule 2 · Rule 3 · Rule 6 (single structural element, below section level)</w:t>
+        <w:t xml:space="preserve">  Weight 1:  R2 · R3 · R6 (single structural element, below section level)</w:t>
       </w:r>
     </w:p>
     <w:p>
@@ -1496,7 +1527,7 @@
           <w:sz w:val="20"/>
           <w:szCs w:val="20"/>
         </w:rPr>
-        <w:t xml:space="preserve">  Incidental:  Rule 7 only (zero structural elements)</w:t>
+        <w:t xml:space="preserve">  Incidental:  R7 only (zero structural elements — verified from justification, not from C-code scanning)</w:t>
       </w:r>
     </w:p>
     <w:p>
@@ -2009,41 +2040,41 @@
                 <w:sz w:val="18"/>
                 <w:szCs w:val="18"/>
               </w:rPr>
-              <w:t xml:space="preserve">R1 · R4</w:t>
-            </w:r>
-          </w:p>
-        </w:tc>
-        <w:tc>
-          <w:tcPr>
-            <w:tcBorders>
-              <w:top w:val="single" w:color="CCCCCC" w:sz="1"/>
-              <w:left w:val="single" w:color="CCCCCC" w:sz="1"/>
-              <w:bottom w:val="single" w:color="CCCCCC" w:sz="1"/>
-              <w:right w:val="single" w:color="CCCCCC" w:sz="1"/>
-            </w:tcBorders>
-            <w:shd w:fill="FFFFFF" w:val="clear"/>
-            <w:tcMar>
-              <w:top w:type="dxa" w:w="80"/>
-              <w:left w:type="dxa" w:w="120"/>
-              <w:bottom w:type="dxa" w:w="80"/>
-              <w:right w:type="dxa" w:w="120"/>
-            </w:tcMar>
-            <w:vAlign w:val="top"/>
-          </w:tcPr>
-          <w:p>
-            <w:pPr>
-              <w:jc w:val="left"/>
-            </w:pPr>
-            <w:r>
-              <w:rPr>
-                <w:rFonts w:ascii="Arial" w:cs="Arial" w:eastAsia="Arial" w:hAnsi="Arial"/>
-                <w:b w:val="false"/>
-                <w:bCs w:val="false"/>
-                <w:color w:val="000000"/>
-                <w:sz w:val="18"/>
-                <w:szCs w:val="18"/>
-              </w:rPr>
-              <w:t xml:space="preserve">{Does the justification identify the cognitive transformation? Does removal dissolve chapter purpose?}</w:t>
+              <w:t xml:space="preserve">R2 · R4</w:t>
+            </w:r>
+          </w:p>
+        </w:tc>
+        <w:tc>
+          <w:tcPr>
+            <w:tcBorders>
+              <w:top w:val="single" w:color="CCCCCC" w:sz="1"/>
+              <w:left w:val="single" w:color="CCCCCC" w:sz="1"/>
+              <w:bottom w:val="single" w:color="CCCCCC" w:sz="1"/>
+              <w:right w:val="single" w:color="CCCCCC" w:sz="1"/>
+            </w:tcBorders>
+            <w:shd w:fill="FFFFFF" w:val="clear"/>
+            <w:tcMar>
+              <w:top w:type="dxa" w:w="80"/>
+              <w:left w:type="dxa" w:w="120"/>
+              <w:bottom w:type="dxa" w:w="80"/>
+              <w:right w:type="dxa" w:w="120"/>
+            </w:tcMar>
+            <w:vAlign w:val="top"/>
+          </w:tcPr>
+          <w:p>
+            <w:pPr>
+              <w:jc w:val="left"/>
+            </w:pPr>
+            <w:r>
+              <w:rPr>
+                <w:rFonts w:ascii="Arial" w:cs="Arial" w:eastAsia="Arial" w:hAnsi="Arial"/>
+                <w:b w:val="false"/>
+                <w:bCs w:val="false"/>
+                <w:color w:val="000000"/>
+                <w:sz w:val="18"/>
+                <w:szCs w:val="18"/>
+              </w:rPr>
+              <w:t xml:space="preserve">{Does the justification name the architectural container? Does it state a cognitive transformation the section demonstrably demands? Does it invoke the dissolution test?}</w:t>
             </w:r>
           </w:p>
         </w:tc>
@@ -2283,41 +2314,41 @@
                 <w:sz w:val="18"/>
                 <w:szCs w:val="18"/>
               </w:rPr>
-              <w:t xml:space="preserve">R1 · R2 · R5</w:t>
-            </w:r>
-          </w:p>
-        </w:tc>
-        <w:tc>
-          <w:tcPr>
-            <w:tcBorders>
-              <w:top w:val="single" w:color="CCCCCC" w:sz="1"/>
-              <w:left w:val="single" w:color="CCCCCC" w:sz="1"/>
-              <w:bottom w:val="single" w:color="CCCCCC" w:sz="1"/>
-              <w:right w:val="single" w:color="CCCCCC" w:sz="1"/>
-            </w:tcBorders>
-            <w:shd w:fill="FFFFFF" w:val="clear"/>
-            <w:tcMar>
-              <w:top w:type="dxa" w:w="80"/>
-              <w:left w:type="dxa" w:w="120"/>
-              <w:bottom w:type="dxa" w:w="80"/>
-              <w:right w:type="dxa" w:w="120"/>
-            </w:tcMar>
-            <w:vAlign w:val="top"/>
-          </w:tcPr>
-          <w:p>
-            <w:pPr>
-              <w:jc w:val="left"/>
-            </w:pPr>
-            <w:r>
-              <w:rPr>
-                <w:rFonts w:ascii="Arial" w:cs="Arial" w:eastAsia="Arial" w:hAnsi="Arial"/>
-                <w:b w:val="false"/>
-                <w:bCs w:val="false"/>
-                <w:color w:val="000000"/>
-                <w:sz w:val="18"/>
-                <w:szCs w:val="18"/>
-              </w:rPr>
-              <w:t xml:space="preserve">{Is the architectural container correctly identified? Does a named section or deliberate multi-section thread exist?}</w:t>
+              <w:t xml:space="preserve">R2 · R5</w:t>
+            </w:r>
+          </w:p>
+        </w:tc>
+        <w:tc>
+          <w:tcPr>
+            <w:tcBorders>
+              <w:top w:val="single" w:color="CCCCCC" w:sz="1"/>
+              <w:left w:val="single" w:color="CCCCCC" w:sz="1"/>
+              <w:bottom w:val="single" w:color="CCCCCC" w:sz="1"/>
+              <w:right w:val="single" w:color="CCCCCC" w:sz="1"/>
+            </w:tcBorders>
+            <w:shd w:fill="FFFFFF" w:val="clear"/>
+            <w:tcMar>
+              <w:top w:type="dxa" w:w="80"/>
+              <w:left w:type="dxa" w:w="120"/>
+              <w:bottom w:type="dxa" w:w="80"/>
+              <w:right w:type="dxa" w:w="120"/>
+            </w:tcMar>
+            <w:vAlign w:val="top"/>
+          </w:tcPr>
+          <w:p>
+            <w:pPr>
+              <w:jc w:val="left"/>
+            </w:pPr>
+            <w:r>
+              <w:rPr>
+                <w:rFonts w:ascii="Arial" w:cs="Arial" w:eastAsia="Arial" w:hAnsi="Arial"/>
+                <w:b w:val="false"/>
+                <w:bCs w:val="false"/>
+                <w:color w:val="000000"/>
+                <w:sz w:val="18"/>
+                <w:szCs w:val="18"/>
+              </w:rPr>
+              <w:t xml:space="preserve">{Does the justification name the dedicated named section? Does the stated transformation correspond to what the section demonstrably demands — not to what the C-code is looking for?}</w:t>
             </w:r>
           </w:p>
         </w:tc>
@@ -2557,41 +2588,41 @@
                 <w:sz w:val="18"/>
                 <w:szCs w:val="18"/>
               </w:rPr>
-              <w:t xml:space="preserve">R1 · R2 · R6</w:t>
-            </w:r>
-          </w:p>
-        </w:tc>
-        <w:tc>
-          <w:tcPr>
-            <w:tcBorders>
-              <w:top w:val="single" w:color="CCCCCC" w:sz="1"/>
-              <w:left w:val="single" w:color="CCCCCC" w:sz="1"/>
-              <w:bottom w:val="single" w:color="CCCCCC" w:sz="1"/>
-              <w:right w:val="single" w:color="CCCCCC" w:sz="1"/>
-            </w:tcBorders>
-            <w:shd w:fill="FFFFFF" w:val="clear"/>
-            <w:tcMar>
-              <w:top w:type="dxa" w:w="80"/>
-              <w:left w:type="dxa" w:w="120"/>
-              <w:bottom w:type="dxa" w:w="80"/>
-              <w:right w:type="dxa" w:w="120"/>
-            </w:tcMar>
-            <w:vAlign w:val="top"/>
-          </w:tcPr>
-          <w:p>
-            <w:pPr>
-              <w:jc w:val="left"/>
-            </w:pPr>
-            <w:r>
-              <w:rPr>
-                <w:rFonts w:ascii="Arial" w:cs="Arial" w:eastAsia="Arial" w:hAnsi="Arial"/>
-                <w:b w:val="false"/>
-                <w:bCs w:val="false"/>
-                <w:color w:val="000000"/>
-                <w:sz w:val="18"/>
-                <w:szCs w:val="18"/>
-              </w:rPr>
-              <w:t xml:space="preserve">{Is the architectural container correctly identified? Is the structural element genuinely below section level?}</w:t>
+              <w:t xml:space="preserve">R2 · R6</w:t>
+            </w:r>
+          </w:p>
+        </w:tc>
+        <w:tc>
+          <w:tcPr>
+            <w:tcBorders>
+              <w:top w:val="single" w:color="CCCCCC" w:sz="1"/>
+              <w:left w:val="single" w:color="CCCCCC" w:sz="1"/>
+              <w:bottom w:val="single" w:color="CCCCCC" w:sz="1"/>
+              <w:right w:val="single" w:color="CCCCCC" w:sz="1"/>
+            </w:tcBorders>
+            <w:shd w:fill="FFFFFF" w:val="clear"/>
+            <w:tcMar>
+              <w:top w:type="dxa" w:w="80"/>
+              <w:left w:type="dxa" w:w="120"/>
+              <w:bottom w:type="dxa" w:w="80"/>
+              <w:right w:type="dxa" w:w="120"/>
+            </w:tcMar>
+            <w:vAlign w:val="top"/>
+          </w:tcPr>
+          <w:p>
+            <w:pPr>
+              <w:jc w:val="left"/>
+            </w:pPr>
+            <w:r>
+              <w:rPr>
+                <w:rFonts w:ascii="Arial" w:cs="Arial" w:eastAsia="Arial" w:hAnsi="Arial"/>
+                <w:b w:val="false"/>
+                <w:bCs w:val="false"/>
+                <w:color w:val="000000"/>
+                <w:sz w:val="18"/>
+                <w:szCs w:val="18"/>
+              </w:rPr>
+              <w:t xml:space="preserve">{Does the justification name the architectural container and identify it as below section level? Does the stated transformation correspond to what that structural element demonstrably demands?}</w:t>
             </w:r>
           </w:p>
         </w:tc>
@@ -2865,7 +2896,7 @@
                 <w:sz w:val="18"/>
                 <w:szCs w:val="18"/>
               </w:rPr>
-              <w:t xml:space="preserve">{Does the chapter_summary contain any designated structural element for this competency?}</w:t>
+              <w:t xml:space="preserve">{Does the chapter_summary contain any named section or structural element whose stated purpose is organising around this competency? If yes: should be primary. If no: incidental is correct.}</w:t>
             </w:r>
           </w:p>
         </w:tc>
@@ -3005,7 +3036,7 @@
                 <w:sz w:val="20"/>
                 <w:szCs w:val="20"/>
               </w:rPr>
-              <w:t xml:space="preserve">No violation. Weight and justification are constitutionally sound.</w:t>
+              <w:t xml:space="preserve">No violation. Justification names the architectural container, states a transformation the section demonstrably demands, and the transformation corresponds to the C-code. Process was followed.</w:t>
             </w:r>
           </w:p>
         </w:tc>
@@ -3073,7 +3104,7 @@
                 <w:sz w:val="20"/>
                 <w:szCs w:val="20"/>
               </w:rPr>
-              <w:t xml:space="preserve">Minor issue — justification language weak or architectural identification imprecise, but weight assignment defensible.</w:t>
+              <w:t xml:space="preserve">Minor issue — architectural container named but imprecisely, or transformation stated but weakly grounded in what the section demands. Weight assignment defensible but justification needs sharpening.</w:t>
             </w:r>
           </w:p>
         </w:tc>
@@ -3141,7 +3172,7 @@
                 <w:sz w:val="20"/>
                 <w:szCs w:val="20"/>
               </w:rPr>
-              <w:t xml:space="preserve">Significant violation — weight incorrect, architectural container misidentified, or competency should move between primary and incidental. Must correct before accepting.</w:t>
+              <w:t xml:space="preserve">Significant violation — architectural container missing or wrong, transformation not grounded in section demands, weight incorrect, or competency should move between primary and incidental. Must correct before accepting.</w:t>
             </w:r>
           </w:p>
         </w:tc>
@@ -3178,7 +3209,7 @@
           <w:sz w:val="20"/>
           <w:szCs w:val="20"/>
         </w:rPr>
-        <w:t xml:space="preserve">For each Red or Orange row in Table 3, one bullet stating: which field to change (weight, justification, move from primary to incidental, or vice versa) and what the corrected value or direction should be.</w:t>
+        <w:t xml:space="preserve">For each Red or Orange row in Table 3, one bullet stating: which field to change (weight, justification, move from primary to incidental, or vice versa) and what the corrected justification should name — the container, the transformation the section demands, and its correspondence to the C-code.</w:t>
       </w:r>
     </w:p>
     <w:p>
@@ -3689,7 +3720,7 @@
                 <w:sz w:val="18"/>
                 <w:szCs w:val="18"/>
               </w:rPr>
-              <w:t xml:space="preserve">chapter_level_score</w:t>
+              <w:t xml:space="preserve">structural_errors</w:t>
             </w:r>
           </w:p>
         </w:tc>
@@ -3723,7 +3754,7 @@
                 <w:sz w:val="18"/>
                 <w:szCs w:val="18"/>
               </w:rPr>
-              <w:t xml:space="preserve">0 or negative integer</w:t>
+              <w:t xml:space="preserve">comma-separated P-check failures e.g. 'P5'</w:t>
             </w:r>
           </w:p>
         </w:tc>
@@ -3759,41 +3790,41 @@
                 <w:sz w:val="18"/>
                 <w:szCs w:val="18"/>
               </w:rPr>
-              <w:t xml:space="preserve">competency_level_score</w:t>
-            </w:r>
-          </w:p>
-        </w:tc>
-        <w:tc>
-          <w:tcPr>
-            <w:tcBorders>
-              <w:top w:val="single" w:color="CCCCCC" w:sz="1"/>
-              <w:left w:val="single" w:color="CCCCCC" w:sz="1"/>
-              <w:bottom w:val="single" w:color="CCCCCC" w:sz="1"/>
-              <w:right w:val="single" w:color="CCCCCC" w:sz="1"/>
-            </w:tcBorders>
-            <w:shd w:fill="FFFFFF" w:val="clear"/>
-            <w:tcMar>
-              <w:top w:type="dxa" w:w="80"/>
-              <w:left w:type="dxa" w:w="120"/>
-              <w:bottom w:type="dxa" w:w="80"/>
-              <w:right w:type="dxa" w:w="120"/>
-            </w:tcMar>
-            <w:vAlign w:val="top"/>
-          </w:tcPr>
-          <w:p>
-            <w:pPr>
-              <w:jc w:val="left"/>
-            </w:pPr>
-            <w:r>
-              <w:rPr>
-                <w:rFonts w:ascii="Arial" w:cs="Arial" w:eastAsia="Arial" w:hAnsi="Arial"/>
-                <w:b w:val="false"/>
-                <w:bCs w:val="false"/>
-                <w:color w:val="000000"/>
-                <w:sz w:val="18"/>
-                <w:szCs w:val="18"/>
-              </w:rPr>
-              <w:t xml:space="preserve">0 or negative integer</w:t>
+              <w:t xml:space="preserve">red_flags</w:t>
+            </w:r>
+          </w:p>
+        </w:tc>
+        <w:tc>
+          <w:tcPr>
+            <w:tcBorders>
+              <w:top w:val="single" w:color="CCCCCC" w:sz="1"/>
+              <w:left w:val="single" w:color="CCCCCC" w:sz="1"/>
+              <w:bottom w:val="single" w:color="CCCCCC" w:sz="1"/>
+              <w:right w:val="single" w:color="CCCCCC" w:sz="1"/>
+            </w:tcBorders>
+            <w:shd w:fill="FFFFFF" w:val="clear"/>
+            <w:tcMar>
+              <w:top w:type="dxa" w:w="80"/>
+              <w:left w:type="dxa" w:w="120"/>
+              <w:bottom w:type="dxa" w:w="80"/>
+              <w:right w:type="dxa" w:w="120"/>
+            </w:tcMar>
+            <w:vAlign w:val="top"/>
+          </w:tcPr>
+          <w:p>
+            <w:pPr>
+              <w:jc w:val="left"/>
+            </w:pPr>
+            <w:r>
+              <w:rPr>
+                <w:rFonts w:ascii="Arial" w:cs="Arial" w:eastAsia="Arial" w:hAnsi="Arial"/>
+                <w:b w:val="false"/>
+                <w:bCs w:val="false"/>
+                <w:color w:val="000000"/>
+                <w:sz w:val="18"/>
+                <w:szCs w:val="18"/>
+              </w:rPr>
+              <w:t xml:space="preserve">comma-separated C-codes with Red RAG e.g. 'C-3.1, C-10.1'</w:t>
             </w:r>
           </w:p>
         </w:tc>
@@ -3829,7 +3860,7 @@
                 <w:sz w:val="18"/>
                 <w:szCs w:val="18"/>
               </w:rPr>
-              <w:t xml:space="preserve">overall_score</w:t>
+              <w:t xml:space="preserve">orange_flags</w:t>
             </w:r>
           </w:p>
         </w:tc>
@@ -3863,7 +3894,7 @@
                 <w:sz w:val="18"/>
                 <w:szCs w:val="18"/>
               </w:rPr>
-              <w:t xml:space="preserve">sum of above two</w:t>
+              <w:t xml:space="preserve">comma-separated C-codes with Orange RAG e.g. 'C-2.2'</w:t>
             </w:r>
           </w:p>
         </w:tc>
@@ -3899,41 +3930,41 @@
                 <w:sz w:val="18"/>
                 <w:szCs w:val="18"/>
               </w:rPr>
-              <w:t xml:space="preserve">rules_violated</w:t>
-            </w:r>
-          </w:p>
-        </w:tc>
-        <w:tc>
-          <w:tcPr>
-            <w:tcBorders>
-              <w:top w:val="single" w:color="CCCCCC" w:sz="1"/>
-              <w:left w:val="single" w:color="CCCCCC" w:sz="1"/>
-              <w:bottom w:val="single" w:color="CCCCCC" w:sz="1"/>
-              <w:right w:val="single" w:color="CCCCCC" w:sz="1"/>
-            </w:tcBorders>
-            <w:shd w:fill="FFFFFF" w:val="clear"/>
-            <w:tcMar>
-              <w:top w:type="dxa" w:w="80"/>
-              <w:left w:type="dxa" w:w="120"/>
-              <w:bottom w:type="dxa" w:w="80"/>
-              <w:right w:type="dxa" w:w="120"/>
-            </w:tcMar>
-            <w:vAlign w:val="top"/>
-          </w:tcPr>
-          <w:p>
-            <w:pPr>
-              <w:jc w:val="left"/>
-            </w:pPr>
-            <w:r>
-              <w:rPr>
-                <w:rFonts w:ascii="Arial" w:cs="Arial" w:eastAsia="Arial" w:hAnsi="Arial"/>
-                <w:b w:val="false"/>
-                <w:bCs w:val="false"/>
-                <w:color w:val="000000"/>
-                <w:sz w:val="18"/>
-                <w:szCs w:val="18"/>
-              </w:rPr>
-              <w:t xml:space="preserve">comma-separated rule numbers e.g. 'Rule 5, Rule 3'</w:t>
+              <w:t xml:space="preserve">rules_cited</w:t>
+            </w:r>
+          </w:p>
+        </w:tc>
+        <w:tc>
+          <w:tcPr>
+            <w:tcBorders>
+              <w:top w:val="single" w:color="CCCCCC" w:sz="1"/>
+              <w:left w:val="single" w:color="CCCCCC" w:sz="1"/>
+              <w:bottom w:val="single" w:color="CCCCCC" w:sz="1"/>
+              <w:right w:val="single" w:color="CCCCCC" w:sz="1"/>
+            </w:tcBorders>
+            <w:shd w:fill="FFFFFF" w:val="clear"/>
+            <w:tcMar>
+              <w:top w:type="dxa" w:w="80"/>
+              <w:left w:type="dxa" w:w="120"/>
+              <w:bottom w:type="dxa" w:w="80"/>
+              <w:right w:type="dxa" w:w="120"/>
+            </w:tcMar>
+            <w:vAlign w:val="top"/>
+          </w:tcPr>
+          <w:p>
+            <w:pPr>
+              <w:jc w:val="left"/>
+            </w:pPr>
+            <w:r>
+              <w:rPr>
+                <w:rFonts w:ascii="Arial" w:cs="Arial" w:eastAsia="Arial" w:hAnsi="Arial"/>
+                <w:b w:val="false"/>
+                <w:bCs w:val="false"/>
+                <w:color w:val="000000"/>
+                <w:sz w:val="18"/>
+                <w:szCs w:val="18"/>
+              </w:rPr>
+              <w:t xml:space="preserve">comma-separated rules cited in findings e.g. 'R4, R6'</w:t>
             </w:r>
           </w:p>
         </w:tc>
@@ -3969,7 +4000,7 @@
                 <w:sz w:val="18"/>
                 <w:szCs w:val="18"/>
               </w:rPr>
-              <w:t xml:space="preserve">competencies_flagged</w:t>
+              <w:t xml:space="preserve">outcome</w:t>
             </w:r>
           </w:p>
         </w:tc>
@@ -4003,7 +4034,7 @@
                 <w:sz w:val="18"/>
                 <w:szCs w:val="18"/>
               </w:rPr>
-              <w:t xml:space="preserve">comma-separated C-codes e.g. 'C-1.1, C-5.1'</w:t>
+              <w:t xml:space="preserve">Accept | Correct and accept | Re-run</w:t>
             </w:r>
           </w:p>
         </w:tc>
@@ -4028,7 +4059,7 @@
           <w:sz w:val="16"/>
           <w:szCs w:val="16"/>
         </w:rPr>
-        <w:t xml:space="preserve">Aruvi · NCF 2023-Aligned Pedagogical Platform · Knowledge Commons · Chapter Mapping Evaluation Framework · Social Sciences · Version 1.1  ·  One document per constitution. Maintained independently.</w:t>
+        <w:t xml:space="preserve">Aruvi · NCF 2023-Aligned Pedagogical Platform · Knowledge Commons · Chapter Mapping Evaluation Framework · Social Sciences · Version 1.2  ·  One document per constitution. Maintained independently.</w:t>
       </w:r>
     </w:p>
     <w:sectPr>

--- a/knowledge commons/Aruvi_mapping_Eval_Framework_Social_Sciences.docx
+++ b/knowledge commons/Aruvi_mapping_Eval_Framework_Social_Sciences.docx
@@ -184,12 +184,6 @@
         <w:gridCol w:w="1930"/>
       </w:tblGrid>
       <w:tr>
-        <w:tblPrEx>
-          <w:tblCellMar>
-            <w:top w:w="0" w:type="dxa"/>
-            <w:bottom w:w="0" w:type="dxa"/>
-          </w:tblCellMar>
-        </w:tblPrEx>
         <w:tc>
           <w:tcPr>
             <w:tcW w:w="900" w:type="dxa"/>
@@ -332,12 +326,6 @@
         </w:tc>
       </w:tr>
       <w:tr>
-        <w:tblPrEx>
-          <w:tblCellMar>
-            <w:top w:w="0" w:type="dxa"/>
-            <w:bottom w:w="0" w:type="dxa"/>
-          </w:tblCellMar>
-        </w:tblPrEx>
         <w:tc>
           <w:tcPr>
             <w:tcW w:w="0" w:type="auto"/>
@@ -453,12 +441,6 @@
         </w:tc>
       </w:tr>
       <w:tr>
-        <w:tblPrEx>
-          <w:tblCellMar>
-            <w:top w:w="0" w:type="dxa"/>
-            <w:bottom w:w="0" w:type="dxa"/>
-          </w:tblCellMar>
-        </w:tblPrEx>
         <w:tc>
           <w:tcPr>
             <w:tcW w:w="0" w:type="auto"/>
@@ -574,12 +556,6 @@
         </w:tc>
       </w:tr>
       <w:tr>
-        <w:tblPrEx>
-          <w:tblCellMar>
-            <w:top w:w="0" w:type="dxa"/>
-            <w:bottom w:w="0" w:type="dxa"/>
-          </w:tblCellMar>
-        </w:tblPrEx>
         <w:tc>
           <w:tcPr>
             <w:tcW w:w="0" w:type="auto"/>
@@ -695,12 +671,6 @@
         </w:tc>
       </w:tr>
       <w:tr>
-        <w:tblPrEx>
-          <w:tblCellMar>
-            <w:top w:w="0" w:type="dxa"/>
-            <w:bottom w:w="0" w:type="dxa"/>
-          </w:tblCellMar>
-        </w:tblPrEx>
         <w:tc>
           <w:tcPr>
             <w:tcW w:w="0" w:type="auto"/>
@@ -816,12 +786,6 @@
         </w:tc>
       </w:tr>
       <w:tr>
-        <w:tblPrEx>
-          <w:tblCellMar>
-            <w:top w:w="0" w:type="dxa"/>
-            <w:bottom w:w="0" w:type="dxa"/>
-          </w:tblCellMar>
-        </w:tblPrEx>
         <w:tc>
           <w:tcPr>
             <w:tcW w:w="0" w:type="auto"/>
@@ -989,12 +953,6 @@
         <w:gridCol w:w="1798"/>
       </w:tblGrid>
       <w:tr>
-        <w:tblPrEx>
-          <w:tblCellMar>
-            <w:top w:w="0" w:type="dxa"/>
-            <w:bottom w:w="0" w:type="dxa"/>
-          </w:tblCellMar>
-        </w:tblPrEx>
         <w:tc>
           <w:tcPr>
             <w:tcW w:w="1400" w:type="dxa"/>
@@ -1102,12 +1060,6 @@
         </w:tc>
       </w:tr>
       <w:tr>
-        <w:tblPrEx>
-          <w:tblCellMar>
-            <w:top w:w="0" w:type="dxa"/>
-            <w:bottom w:w="0" w:type="dxa"/>
-          </w:tblCellMar>
-        </w:tblPrEx>
         <w:tc>
           <w:tcPr>
             <w:tcW w:w="0" w:type="auto"/>
@@ -1208,12 +1160,6 @@
         </w:tc>
       </w:tr>
       <w:tr>
-        <w:tblPrEx>
-          <w:tblCellMar>
-            <w:top w:w="0" w:type="dxa"/>
-            <w:bottom w:w="0" w:type="dxa"/>
-          </w:tblCellMar>
-        </w:tblPrEx>
         <w:tc>
           <w:tcPr>
             <w:tcW w:w="0" w:type="auto"/>
@@ -1419,20 +1365,14 @@
       <w:tblGrid>
         <w:gridCol w:w="1011"/>
         <w:gridCol w:w="692"/>
-        <w:gridCol w:w="1365"/>
+        <w:gridCol w:w="1356"/>
         <w:gridCol w:w="840"/>
-        <w:gridCol w:w="1334"/>
+        <w:gridCol w:w="1327"/>
         <w:gridCol w:w="851"/>
-        <w:gridCol w:w="1996"/>
+        <w:gridCol w:w="2012"/>
         <w:gridCol w:w="871"/>
       </w:tblGrid>
       <w:tr>
-        <w:tblPrEx>
-          <w:tblCellMar>
-            <w:top w:w="0" w:type="dxa"/>
-            <w:bottom w:w="0" w:type="dxa"/>
-          </w:tblCellMar>
-        </w:tblPrEx>
         <w:tc>
           <w:tcPr>
             <w:tcW w:w="700" w:type="dxa"/>
@@ -1715,12 +1655,6 @@
         </w:tc>
       </w:tr>
       <w:tr>
-        <w:tblPrEx>
-          <w:tblCellMar>
-            <w:top w:w="0" w:type="dxa"/>
-            <w:bottom w:w="0" w:type="dxa"/>
-          </w:tblCellMar>
-        </w:tblPrEx>
         <w:tc>
           <w:tcPr>
             <w:tcW w:w="0" w:type="auto"/>
@@ -1974,12 +1908,6 @@
         </w:tc>
       </w:tr>
       <w:tr>
-        <w:tblPrEx>
-          <w:tblCellMar>
-            <w:top w:w="0" w:type="dxa"/>
-            <w:bottom w:w="0" w:type="dxa"/>
-          </w:tblCellMar>
-        </w:tblPrEx>
         <w:tc>
           <w:tcPr>
             <w:tcW w:w="0" w:type="auto"/>
@@ -2233,12 +2161,6 @@
         </w:tc>
       </w:tr>
       <w:tr>
-        <w:tblPrEx>
-          <w:tblCellMar>
-            <w:top w:w="0" w:type="dxa"/>
-            <w:bottom w:w="0" w:type="dxa"/>
-          </w:tblCellMar>
-        </w:tblPrEx>
         <w:tc>
           <w:tcPr>
             <w:tcW w:w="0" w:type="auto"/>
@@ -2461,34 +2383,7 @@
                 <w:sz w:val="18"/>
                 <w:szCs w:val="18"/>
               </w:rPr>
-              <w:t>Does the justification name a subsection, sidebar, or designated passage whose primary subject is this competency</w:t>
-            </w:r>
-            <w:r>
-              <w:rPr>
-                <w:rFonts w:cs="Arial"/>
-                <w:color w:val="000000"/>
-                <w:sz w:val="18"/>
-                <w:szCs w:val="18"/>
-              </w:rPr>
-              <w:t>?</w:t>
-            </w:r>
-            <w:r>
-              <w:rPr>
-                <w:rFonts w:cs="Arial"/>
-                <w:color w:val="000000"/>
-                <w:sz w:val="18"/>
-                <w:szCs w:val="18"/>
-              </w:rPr>
-              <w:t xml:space="preserve"> </w:t>
-            </w:r>
-            <w:r>
-              <w:rPr>
-                <w:rFonts w:cs="Arial"/>
-                <w:color w:val="000000"/>
-                <w:sz w:val="18"/>
-                <w:szCs w:val="18"/>
-              </w:rPr>
-              <w:t xml:space="preserve">Does it confirm the element does not constitute a </w:t>
+              <w:t xml:space="preserve">Does the justification name a subsection, sidebar, or designated passage whose primary subject is this competency? Does the element's content require the student to </w:t>
             </w:r>
             <w:r>
               <w:rPr>
@@ -2498,25 +2393,16 @@
                 <w:szCs w:val="18"/>
               </w:rPr>
               <w:lastRenderedPageBreak/>
-              <w:t>dedicated section or activity block?</w:t>
-            </w:r>
-            <w:r>
-              <w:rPr>
-                <w:rFonts w:cs="Arial"/>
-                <w:color w:val="000000"/>
-                <w:sz w:val="18"/>
-                <w:szCs w:val="18"/>
-              </w:rPr>
-              <w:t xml:space="preserve"> </w:t>
-            </w:r>
-            <w:r>
-              <w:rPr>
-                <w:rFonts w:cs="Arial"/>
-                <w:color w:val="000000"/>
-                <w:sz w:val="18"/>
-                <w:szCs w:val="18"/>
-              </w:rPr>
-              <w:t>Does the stated transformation correspond to what that structural element demonstrably demands?}</w:t>
+              <w:t>perform a cognitive operation on it — not merely read about it, observe it, or encounter it as descriptive context? Does it confirm the element does not constitute a dedicated section or activity block? Does the stated transformation correspond to what that structural element demonstrably demands?</w:t>
+            </w:r>
+            <w:r>
+              <w:rPr>
+                <w:rFonts w:cs="Arial"/>
+                <w:color w:val="000000"/>
+                <w:sz w:val="18"/>
+                <w:szCs w:val="18"/>
+              </w:rPr>
+              <w:t>}</w:t>
             </w:r>
           </w:p>
         </w:tc>
@@ -2557,12 +2443,6 @@
         </w:tc>
       </w:tr>
       <w:tr>
-        <w:tblPrEx>
-          <w:tblCellMar>
-            <w:top w:w="0" w:type="dxa"/>
-            <w:bottom w:w="0" w:type="dxa"/>
-          </w:tblCellMar>
-        </w:tblPrEx>
         <w:tc>
           <w:tcPr>
             <w:tcW w:w="0" w:type="auto"/>
@@ -2855,12 +2735,6 @@
         <w:gridCol w:w="7819"/>
       </w:tblGrid>
       <w:tr>
-        <w:tblPrEx>
-          <w:tblCellMar>
-            <w:top w:w="0" w:type="dxa"/>
-            <w:bottom w:w="0" w:type="dxa"/>
-          </w:tblCellMar>
-        </w:tblPrEx>
         <w:tc>
           <w:tcPr>
             <w:tcW w:w="0" w:type="auto"/>
@@ -2921,12 +2795,6 @@
         </w:tc>
       </w:tr>
       <w:tr>
-        <w:tblPrEx>
-          <w:tblCellMar>
-            <w:top w:w="0" w:type="dxa"/>
-            <w:bottom w:w="0" w:type="dxa"/>
-          </w:tblCellMar>
-        </w:tblPrEx>
         <w:tc>
           <w:tcPr>
             <w:tcW w:w="0" w:type="auto"/>
@@ -2987,12 +2855,6 @@
         </w:tc>
       </w:tr>
       <w:tr>
-        <w:tblPrEx>
-          <w:tblCellMar>
-            <w:top w:w="0" w:type="dxa"/>
-            <w:bottom w:w="0" w:type="dxa"/>
-          </w:tblCellMar>
-        </w:tblPrEx>
         <w:tc>
           <w:tcPr>
             <w:tcW w:w="0" w:type="auto"/>
@@ -3132,12 +2994,6 @@
         <w:gridCol w:w="6760"/>
       </w:tblGrid>
       <w:tr>
-        <w:tblPrEx>
-          <w:tblCellMar>
-            <w:top w:w="0" w:type="dxa"/>
-            <w:bottom w:w="0" w:type="dxa"/>
-          </w:tblCellMar>
-        </w:tblPrEx>
         <w:tc>
           <w:tcPr>
             <w:tcW w:w="2000" w:type="dxa"/>
@@ -3210,12 +3066,6 @@
         </w:tc>
       </w:tr>
       <w:tr>
-        <w:tblPrEx>
-          <w:tblCellMar>
-            <w:top w:w="0" w:type="dxa"/>
-            <w:bottom w:w="0" w:type="dxa"/>
-          </w:tblCellMar>
-        </w:tblPrEx>
         <w:tc>
           <w:tcPr>
             <w:tcW w:w="0" w:type="auto"/>
@@ -3278,12 +3128,6 @@
         </w:tc>
       </w:tr>
       <w:tr>
-        <w:tblPrEx>
-          <w:tblCellMar>
-            <w:top w:w="0" w:type="dxa"/>
-            <w:bottom w:w="0" w:type="dxa"/>
-          </w:tblCellMar>
-        </w:tblPrEx>
         <w:tc>
           <w:tcPr>
             <w:tcW w:w="0" w:type="auto"/>
@@ -3346,12 +3190,6 @@
         </w:tc>
       </w:tr>
       <w:tr>
-        <w:tblPrEx>
-          <w:tblCellMar>
-            <w:top w:w="0" w:type="dxa"/>
-            <w:bottom w:w="0" w:type="dxa"/>
-          </w:tblCellMar>
-        </w:tblPrEx>
         <w:tc>
           <w:tcPr>
             <w:tcW w:w="0" w:type="auto"/>
@@ -3414,12 +3252,6 @@
         </w:tc>
       </w:tr>
       <w:tr>
-        <w:tblPrEx>
-          <w:tblCellMar>
-            <w:top w:w="0" w:type="dxa"/>
-            <w:bottom w:w="0" w:type="dxa"/>
-          </w:tblCellMar>
-        </w:tblPrEx>
         <w:tc>
           <w:tcPr>
             <w:tcW w:w="0" w:type="auto"/>
@@ -3447,6 +3279,7 @@
                 <w:sz w:val="18"/>
                 <w:szCs w:val="18"/>
               </w:rPr>
+              <w:lastRenderedPageBreak/>
               <w:t>chapter_number</w:t>
             </w:r>
           </w:p>
@@ -3482,12 +3315,6 @@
         </w:tc>
       </w:tr>
       <w:tr>
-        <w:tblPrEx>
-          <w:tblCellMar>
-            <w:top w:w="0" w:type="dxa"/>
-            <w:bottom w:w="0" w:type="dxa"/>
-          </w:tblCellMar>
-        </w:tblPrEx>
         <w:tc>
           <w:tcPr>
             <w:tcW w:w="0" w:type="auto"/>
@@ -3550,12 +3377,6 @@
         </w:tc>
       </w:tr>
       <w:tr>
-        <w:tblPrEx>
-          <w:tblCellMar>
-            <w:top w:w="0" w:type="dxa"/>
-            <w:bottom w:w="0" w:type="dxa"/>
-          </w:tblCellMar>
-        </w:tblPrEx>
         <w:tc>
           <w:tcPr>
             <w:tcW w:w="0" w:type="auto"/>
@@ -3618,12 +3439,6 @@
         </w:tc>
       </w:tr>
       <w:tr>
-        <w:tblPrEx>
-          <w:tblCellMar>
-            <w:top w:w="0" w:type="dxa"/>
-            <w:bottom w:w="0" w:type="dxa"/>
-          </w:tblCellMar>
-        </w:tblPrEx>
         <w:tc>
           <w:tcPr>
             <w:tcW w:w="0" w:type="auto"/>
@@ -3686,12 +3501,6 @@
         </w:tc>
       </w:tr>
       <w:tr>
-        <w:tblPrEx>
-          <w:tblCellMar>
-            <w:top w:w="0" w:type="dxa"/>
-            <w:bottom w:w="0" w:type="dxa"/>
-          </w:tblCellMar>
-        </w:tblPrEx>
         <w:tc>
           <w:tcPr>
             <w:tcW w:w="0" w:type="auto"/>
@@ -3719,7 +3528,6 @@
                 <w:sz w:val="18"/>
                 <w:szCs w:val="18"/>
               </w:rPr>
-              <w:lastRenderedPageBreak/>
               <w:t>orange_flags</w:t>
             </w:r>
           </w:p>
@@ -3755,12 +3563,6 @@
         </w:tc>
       </w:tr>
       <w:tr>
-        <w:tblPrEx>
-          <w:tblCellMar>
-            <w:top w:w="0" w:type="dxa"/>
-            <w:bottom w:w="0" w:type="dxa"/>
-          </w:tblCellMar>
-        </w:tblPrEx>
         <w:tc>
           <w:tcPr>
             <w:tcW w:w="0" w:type="auto"/>
@@ -3823,12 +3625,6 @@
         </w:tc>
       </w:tr>
       <w:tr>
-        <w:tblPrEx>
-          <w:tblCellMar>
-            <w:top w:w="0" w:type="dxa"/>
-            <w:bottom w:w="0" w:type="dxa"/>
-          </w:tblCellMar>
-        </w:tblPrEx>
         <w:tc>
           <w:tcPr>
             <w:tcW w:w="0" w:type="auto"/>
